--- a/Dàn_Ý_Luận_Văn_Tốt_Nghiệp.docx
+++ b/Dàn_Ý_Luận_Văn_Tốt_Nghiệp.docx
@@ -234,19 +234,8 @@
       <w:r>
         <w:rPr>
           <w:rFonts w:ascii="Times New Roman" w:hAnsi="Times New Roman"/>
-          <w:b/>
-          <w:sz w:val="24"/>
-          <w:rFonts w:ascii="Times New Roman" w:hAnsi="Times New Roman" w:cs="Times New Roman" w:eastAsia="Times New Roman"/>
         </w:rPr>
-        <w:t xml:space="preserve">•  </w:t>
-      </w:r>
-      <w:r>
-        <w:rPr>
-          <w:rFonts w:ascii="Times New Roman" w:hAnsi="Times New Roman"/>
-          <w:sz w:val="24"/>
-          <w:rFonts w:ascii="Times New Roman" w:hAnsi="Times New Roman" w:cs="Times New Roman" w:eastAsia="Times New Roman"/>
-        </w:rPr>
-        <w:t>2.4. Các chỉ số đánh giá sai số mô hình AI: MAE, RMSE, MAPE, R² (Sử dụng tài liệu [11], [13], [17], [18], [19]).</w:t>
+        <w:t>•  2.4. Các chỉ số đánh giá sai số mô hình AI: MAE, RMSE, MAPE, R² (Sử dụng tài liệu [11], [13], [17], [18], [19]). và mô hình dự báo baseline Persistence</w:t>
       </w:r>
     </w:p>
     <w:p>
@@ -427,19 +416,8 @@
       <w:r>
         <w:rPr>
           <w:rFonts w:ascii="Times New Roman" w:hAnsi="Times New Roman"/>
-          <w:b/>
-          <w:sz w:val="24"/>
-          <w:rFonts w:ascii="Times New Roman" w:hAnsi="Times New Roman" w:cs="Times New Roman" w:eastAsia="Times New Roman"/>
         </w:rPr>
-        <w:t xml:space="preserve">•  </w:t>
-      </w:r>
-      <w:r>
-        <w:rPr>
-          <w:rFonts w:ascii="Times New Roman" w:hAnsi="Times New Roman"/>
-          <w:sz w:val="24"/>
-          <w:rFonts w:ascii="Times New Roman" w:hAnsi="Times New Roman" w:cs="Times New Roman" w:eastAsia="Times New Roman"/>
-        </w:rPr>
-        <w:t>4.3. Huấn luyện và đánh giá định lượng so sánh hiệu năng các mô hình dự báo phụ tải AI trên tập dữ liệu chuẩn UCI.</w:t>
+        <w:t>•  4.3. Huấn luyện và đánh giá định lượng so sánh hiệu năng các mô hình dự báo phụ tải AI trên tập dữ liệu chuẩn UCI. (So sánh định lượng XGBoost, Random Forest, LSTM, CNN-LSTM với mô hình Persistence)</w:t>
       </w:r>
     </w:p>
     <w:p>
@@ -512,19 +490,8 @@
       <w:r>
         <w:rPr>
           <w:rFonts w:ascii="Times New Roman" w:hAnsi="Times New Roman"/>
-          <w:b/>
-          <w:sz w:val="24"/>
-          <w:rFonts w:ascii="Times New Roman" w:hAnsi="Times New Roman" w:cs="Times New Roman" w:eastAsia="Times New Roman"/>
         </w:rPr>
-        <w:t xml:space="preserve">•  </w:t>
-      </w:r>
-      <w:r>
-        <w:rPr>
-          <w:rFonts w:ascii="Times New Roman" w:hAnsi="Times New Roman"/>
-          <w:sz w:val="24"/>
-          <w:rFonts w:ascii="Times New Roman" w:hAnsi="Times New Roman" w:cs="Times New Roman" w:eastAsia="Times New Roman"/>
-        </w:rPr>
-        <w:t>5.2. Các mặt hạn chế hiện tại của hệ thống thực nghiệm.</w:t>
+        <w:t>5.2. Các mặt hạn chế của đề tài (Thời gian thực nghiệm ngắn, đo công suất tổng đầu nguồn chưa đo tải đơn lẻ, chưa tối ưu theo giá điện bậc thang)</w:t>
       </w:r>
     </w:p>
     <w:p>

--- a/Dàn_Ý_Luận_Văn_Tốt_Nghiệp.docx
+++ b/Dàn_Ý_Luận_Văn_Tốt_Nghiệp.docx
@@ -126,19 +126,8 @@
       <w:r>
         <w:rPr>
           <w:rFonts w:ascii="Times New Roman" w:hAnsi="Times New Roman"/>
-          <w:b/>
-          <w:sz w:val="24"/>
-          <w:rFonts w:ascii="Times New Roman" w:hAnsi="Times New Roman" w:cs="Times New Roman" w:eastAsia="Times New Roman"/>
         </w:rPr>
-        <w:t xml:space="preserve">•  </w:t>
-      </w:r>
-      <w:r>
-        <w:rPr>
-          <w:rFonts w:ascii="Times New Roman" w:hAnsi="Times New Roman"/>
-          <w:sz w:val="24"/>
-          <w:rFonts w:ascii="Times New Roman" w:hAnsi="Times New Roman" w:cs="Times New Roman" w:eastAsia="Times New Roman"/>
-        </w:rPr>
-        <w:t>1.4. Đặt bài toán nghiên cứu: Ứng dụng PLC Siemens S7-1200 nâng cao độ an toàn điện và độ bền bỉ HEMS gia đình.</w:t>
+        <w:t>•  1.4. Đặt bài toán nghiên cứu: Ứng dụng PLC Siemens S7-1200 nâng cao độ an toàn điện và độ bền bỉ HEMS gia đình. và giải pháp cảnh báo SMS khẩn cấp mở rộng cho chủ nhà.</w:t>
       </w:r>
     </w:p>
     <w:p>
@@ -285,19 +274,8 @@
       <w:r>
         <w:rPr>
           <w:rFonts w:ascii="Times New Roman" w:hAnsi="Times New Roman"/>
-          <w:b/>
-          <w:sz w:val="24"/>
-          <w:rFonts w:ascii="Times New Roman" w:hAnsi="Times New Roman" w:cs="Times New Roman" w:eastAsia="Times New Roman"/>
         </w:rPr>
-        <w:t xml:space="preserve">•  </w:t>
-      </w:r>
-      <w:r>
-        <w:rPr>
-          <w:rFonts w:ascii="Times New Roman" w:hAnsi="Times New Roman"/>
-          <w:sz w:val="24"/>
-          <w:rFonts w:ascii="Times New Roman" w:hAnsi="Times New Roman" w:cs="Times New Roman" w:eastAsia="Times New Roman"/>
-        </w:rPr>
-        <w:t>3.2. Thiết kế cơ sở dữ liệu Cloud Supabase PostgreSQL và API Gateway bằng Flask (Sử dụng tài liệu [28], [29]).</w:t>
+        <w:t>•  3.2. Thiết kế cơ sở dữ liệu Cloud Supabase PostgreSQL và API Gateway bằng Flask (Sử dụng tài liệu [28], [29]). (Bổ sung: Bảng sms_logs lưu lịch sử cảnh báo SMS).</w:t>
       </w:r>
     </w:p>
     <w:p>
@@ -331,19 +309,8 @@
       <w:r>
         <w:rPr>
           <w:rFonts w:ascii="Times New Roman" w:hAnsi="Times New Roman"/>
-          <w:b/>
-          <w:sz w:val="24"/>
-          <w:rFonts w:ascii="Times New Roman" w:hAnsi="Times New Roman" w:cs="Times New Roman" w:eastAsia="Times New Roman"/>
         </w:rPr>
-        <w:t xml:space="preserve">•  </w:t>
-      </w:r>
-      <w:r>
-        <w:rPr>
-          <w:rFonts w:ascii="Times New Roman" w:hAnsi="Times New Roman"/>
-          <w:sz w:val="24"/>
-          <w:rFonts w:ascii="Times New Roman" w:hAnsi="Times New Roman" w:cs="Times New Roman" w:eastAsia="Times New Roman"/>
-        </w:rPr>
-        <w:t>3.4. Thiết kế giải thuật phân quyền vận hành an toàn và thuật toán sa thải phụ tải chủ động nạp vào PLC S7-1200.</w:t>
+        <w:t>•  3.4. Thiết kế giải thuật phân quyền vận hành an toàn và thuật toán sa thải phụ tải chủ động nạp vào PLC S7-1200. và giải thuật gửi tin nhắn cảnh báo SMS theo các ngưỡng 80% - 90% - 100% có chống spam.</w:t>
       </w:r>
     </w:p>
     <w:p>
@@ -428,19 +395,8 @@
       <w:r>
         <w:rPr>
           <w:rFonts w:ascii="Times New Roman" w:hAnsi="Times New Roman"/>
-          <w:b/>
-          <w:sz w:val="24"/>
-          <w:rFonts w:ascii="Times New Roman" w:hAnsi="Times New Roman" w:cs="Times New Roman" w:eastAsia="Times New Roman"/>
         </w:rPr>
-        <w:t xml:space="preserve">•  </w:t>
-      </w:r>
-      <w:r>
-        <w:rPr>
-          <w:rFonts w:ascii="Times New Roman" w:hAnsi="Times New Roman"/>
-          <w:sz w:val="24"/>
-          <w:rFonts w:ascii="Times New Roman" w:hAnsi="Times New Roman" w:cs="Times New Roman" w:eastAsia="Times New Roman"/>
-        </w:rPr>
-        <w:t>4.4. Thực nghiệm kiểm chứng các kịch bản HEMS (Vắng nhà, Sinh hoạt, Quá tải Quota) và đo lường thời gian PLC ngắt tải an toàn bảo vệ lưới điện gia đình.</w:t>
+        <w:t>•  4.4. Thực nghiệm kiểm chứng các kịch bản HEMS (Vắng nhà, Sinh hoạt, Quá tải Quota) và đo lường thời gian PLC ngắt tải an toàn bảo vệ lưới điện gia đình. và thực nghiệm đo độ trễ gửi SMS, kiểm tra rate-limiting.</w:t>
       </w:r>
     </w:p>
     <w:p>
@@ -491,7 +447,7 @@
         <w:rPr>
           <w:rFonts w:ascii="Times New Roman" w:hAnsi="Times New Roman"/>
         </w:rPr>
-        <w:t>5.2. Các mặt hạn chế của đề tài (Thời gian thực nghiệm ngắn, đo công suất tổng đầu nguồn chưa đo tải đơn lẻ, chưa tối ưu theo giá điện bậc thang)</w:t>
+        <w:t>5.2. Các mặt hạn chế của đề tài (Thời gian thực nghiệm ngắn, đo công suất tổng đầu nguồn chưa đo tải đơn lẻ, chưa tối ưu theo giá điện bậc thang) và tích hợp SMS dừng ở mức thử nghiệm API Mock.</w:t>
       </w:r>
     </w:p>
     <w:p>
